--- a/Documents/Part 1 Improvements.docx
+++ b/Documents/Part 1 Improvements.docx
@@ -234,10 +234,7 @@
         <w:pStyle w:val="Heading2"/>
       </w:pPr>
       <w:r>
-        <w:t xml:space="preserve">About </w:t>
-      </w:r>
-      <w:r>
-        <w:t>Page</w:t>
+        <w:t>About Page</w:t>
       </w:r>
     </w:p>
     <w:p>
@@ -337,10 +334,7 @@
         <w:pStyle w:val="Heading2"/>
       </w:pPr>
       <w:r>
-        <w:t xml:space="preserve">Services </w:t>
-      </w:r>
-      <w:r>
-        <w:t>Page</w:t>
+        <w:t>Services Page</w:t>
       </w:r>
     </w:p>
     <w:p>
@@ -448,10 +442,7 @@
         <w:pStyle w:val="Heading2"/>
       </w:pPr>
       <w:r>
-        <w:t>Gallery</w:t>
-      </w:r>
-      <w:r>
-        <w:t xml:space="preserve"> Page</w:t>
+        <w:t>Gallery Page</w:t>
       </w:r>
     </w:p>
     <w:p>
@@ -529,11 +520,7 @@
         <w:t xml:space="preserve"> they remain at their standard size.</w:t>
       </w:r>
     </w:p>
-    <w:p>
-      <w:r>
-        <w:t>q</w:t>
-      </w:r>
-    </w:p>
+    <w:p/>
     <w:p>
       <w:pPr>
         <w:pStyle w:val="Heading2"/>
